--- a/build/utils/template_retail_v2.docx
+++ b/build/utils/template_retail_v2.docx
@@ -925,6 +925,131 @@
       <w:r>
         <w:rPr>
           <w:rFonts w:ascii="Times New Roman" w:hAnsi="Times New Roman" w:cs="Times New Roman"/>
+          <w:b/>
+          <w:sz w:val="24"/>
+          <w:szCs w:val="24"/>
+        </w:rPr>
+        <w:t>Всего к оплате на сумму с НДС: {{</w:t>
+      </w:r>
+      <w:proofErr w:type="spellStart"/>
+      <w:r>
+        <w:rPr>
+          <w:rFonts w:ascii="Times New Roman" w:hAnsi="Times New Roman" w:cs="Times New Roman"/>
+          <w:b/>
+          <w:sz w:val="24"/>
+          <w:szCs w:val="24"/>
+          <w:lang w:val="en-US"/>
+        </w:rPr>
+        <w:t>totalSum</w:t>
+      </w:r>
+      <w:proofErr w:type="spellEnd"/>
+      <w:r>
+        <w:rPr>
+          <w:rFonts w:ascii="Times New Roman" w:hAnsi="Times New Roman" w:cs="Times New Roman"/>
+          <w:b/>
+          <w:sz w:val="24"/>
+          <w:szCs w:val="24"/>
+        </w:rPr>
+        <w:t>}}</w:t>
+      </w:r>
+      <w:r>
+        <w:rPr>
+          <w:rFonts w:ascii="Times New Roman" w:hAnsi="Times New Roman" w:cs="Times New Roman"/>
+          <w:b/>
+          <w:sz w:val="24"/>
+          <w:szCs w:val="24"/>
+        </w:rPr>
+        <w:t xml:space="preserve"> </w:t>
+      </w:r>
+      <w:proofErr w:type="spellStart"/>
+      <w:r>
+        <w:rPr>
+          <w:rFonts w:ascii="Times New Roman" w:hAnsi="Times New Roman" w:cs="Times New Roman"/>
+          <w:b/>
+          <w:sz w:val="24"/>
+          <w:szCs w:val="24"/>
+        </w:rPr>
+        <w:t>бел.руб</w:t>
+      </w:r>
+      <w:proofErr w:type="spellEnd"/>
+      <w:r>
+        <w:rPr>
+          <w:rFonts w:ascii="Times New Roman" w:hAnsi="Times New Roman" w:cs="Times New Roman"/>
+          <w:b/>
+          <w:sz w:val="24"/>
+          <w:szCs w:val="24"/>
+        </w:rPr>
+        <w:t>.</w:t>
+      </w:r>
+      <w:r>
+        <w:rPr>
+          <w:rFonts w:ascii="Times New Roman" w:hAnsi="Times New Roman" w:cs="Times New Roman"/>
+          <w:b/>
+          <w:sz w:val="24"/>
+          <w:szCs w:val="24"/>
+        </w:rPr>
+        <w:t xml:space="preserve"> </w:t>
+      </w:r>
+      <w:r>
+        <w:rPr>
+          <w:rFonts w:ascii="Times New Roman" w:hAnsi="Times New Roman" w:cs="Times New Roman"/>
+          <w:b/>
+          <w:sz w:val="24"/>
+          <w:szCs w:val="24"/>
+        </w:rPr>
+        <w:t>(</w:t>
+      </w:r>
+      <w:r>
+        <w:rPr>
+          <w:rFonts w:ascii="Times New Roman" w:hAnsi="Times New Roman" w:cs="Times New Roman"/>
+          <w:b/>
+          <w:sz w:val="24"/>
+          <w:szCs w:val="24"/>
+        </w:rPr>
+        <w:t>{{</w:t>
+      </w:r>
+      <w:proofErr w:type="spellStart"/>
+      <w:r>
+        <w:rPr>
+          <w:rFonts w:ascii="Times New Roman" w:hAnsi="Times New Roman" w:cs="Times New Roman"/>
+          <w:b/>
+          <w:sz w:val="24"/>
+          <w:szCs w:val="24"/>
+          <w:lang w:val="en-US"/>
+        </w:rPr>
+        <w:t>totalSumWords</w:t>
+      </w:r>
+      <w:proofErr w:type="spellEnd"/>
+      <w:r>
+        <w:rPr>
+          <w:rFonts w:ascii="Times New Roman" w:hAnsi="Times New Roman" w:cs="Times New Roman"/>
+          <w:b/>
+          <w:sz w:val="24"/>
+          <w:szCs w:val="24"/>
+        </w:rPr>
+        <w:t>}}</w:t>
+      </w:r>
+      <w:r>
+        <w:rPr>
+          <w:rFonts w:ascii="Times New Roman" w:hAnsi="Times New Roman" w:cs="Times New Roman"/>
+          <w:b/>
+          <w:sz w:val="24"/>
+          <w:szCs w:val="24"/>
+        </w:rPr>
+        <w:t>).</w:t>
+      </w:r>
+    </w:p>
+    <w:p>
+      <w:pPr>
+        <w:rPr>
+          <w:rFonts w:ascii="Times New Roman" w:hAnsi="Times New Roman" w:cs="Times New Roman"/>
+          <w:sz w:val="16"/>
+          <w:szCs w:val="16"/>
+        </w:rPr>
+      </w:pPr>
+      <w:r>
+        <w:rPr>
+          <w:rFonts w:ascii="Times New Roman" w:hAnsi="Times New Roman" w:cs="Times New Roman"/>
           <w:noProof/>
           <w:sz w:val="24"/>
           <w:szCs w:val="24"/>
@@ -934,15 +1059,15 @@
           <wp:anchor distT="0" distB="0" distL="114300" distR="114300" simplePos="0" relativeHeight="251658240" behindDoc="1" locked="0" layoutInCell="1" allowOverlap="1">
             <wp:simplePos x="0" y="0"/>
             <wp:positionH relativeFrom="column">
-              <wp:posOffset>1940560</wp:posOffset>
+              <wp:posOffset>997585</wp:posOffset>
             </wp:positionH>
             <wp:positionV relativeFrom="paragraph">
-              <wp:posOffset>13970</wp:posOffset>
+              <wp:posOffset>7620</wp:posOffset>
             </wp:positionV>
-            <wp:extent cx="2190750" cy="1590675"/>
+            <wp:extent cx="2857500" cy="1685925"/>
             <wp:effectExtent l="0" t="0" r="0" b="9525"/>
             <wp:wrapNone/>
-            <wp:docPr id="1" name="Рисунок 1"/>
+            <wp:docPr id="2" name="Рисунок 2"/>
             <wp:cNvGraphicFramePr>
               <a:graphicFrameLocks xmlns:a="http://schemas.openxmlformats.org/drawingml/2006/main" noChangeAspect="1"/>
             </wp:cNvGraphicFramePr>
@@ -950,7 +1075,7 @@
               <a:graphicData uri="http://schemas.openxmlformats.org/drawingml/2006/picture">
                 <pic:pic xmlns:pic="http://schemas.openxmlformats.org/drawingml/2006/picture">
                   <pic:nvPicPr>
-                    <pic:cNvPr id="1" name="Безымянный.jpg"/>
+                    <pic:cNvPr id="2" name="печать_V4.png"/>
                     <pic:cNvPicPr/>
                   </pic:nvPicPr>
                   <pic:blipFill>
@@ -968,7 +1093,7 @@
                   <pic:spPr>
                     <a:xfrm>
                       <a:off x="0" y="0"/>
-                      <a:ext cx="2190750" cy="1590675"/>
+                      <a:ext cx="2857500" cy="1685925"/>
                     </a:xfrm>
                     <a:prstGeom prst="rect">
                       <a:avLst/>
@@ -986,122 +1111,6 @@
           </wp:anchor>
         </w:drawing>
       </w:r>
-      <w:r>
-        <w:rPr>
-          <w:rFonts w:ascii="Times New Roman" w:hAnsi="Times New Roman" w:cs="Times New Roman"/>
-          <w:b/>
-          <w:sz w:val="24"/>
-          <w:szCs w:val="24"/>
-        </w:rPr>
-        <w:t>Всего к оплате на сумму с НДС: {{</w:t>
-      </w:r>
-      <w:proofErr w:type="spellStart"/>
-      <w:r>
-        <w:rPr>
-          <w:rFonts w:ascii="Times New Roman" w:hAnsi="Times New Roman" w:cs="Times New Roman"/>
-          <w:b/>
-          <w:sz w:val="24"/>
-          <w:szCs w:val="24"/>
-          <w:lang w:val="en-US"/>
-        </w:rPr>
-        <w:t>totalSum</w:t>
-      </w:r>
-      <w:proofErr w:type="spellEnd"/>
-      <w:r>
-        <w:rPr>
-          <w:rFonts w:ascii="Times New Roman" w:hAnsi="Times New Roman" w:cs="Times New Roman"/>
-          <w:b/>
-          <w:sz w:val="24"/>
-          <w:szCs w:val="24"/>
-        </w:rPr>
-        <w:t>}}</w:t>
-      </w:r>
-      <w:r>
-        <w:rPr>
-          <w:rFonts w:ascii="Times New Roman" w:hAnsi="Times New Roman" w:cs="Times New Roman"/>
-          <w:b/>
-          <w:sz w:val="24"/>
-          <w:szCs w:val="24"/>
-        </w:rPr>
-        <w:t xml:space="preserve"> </w:t>
-      </w:r>
-      <w:proofErr w:type="spellStart"/>
-      <w:r>
-        <w:rPr>
-          <w:rFonts w:ascii="Times New Roman" w:hAnsi="Times New Roman" w:cs="Times New Roman"/>
-          <w:b/>
-          <w:sz w:val="24"/>
-          <w:szCs w:val="24"/>
-        </w:rPr>
-        <w:t>бел.руб</w:t>
-      </w:r>
-      <w:proofErr w:type="spellEnd"/>
-      <w:r>
-        <w:rPr>
-          <w:rFonts w:ascii="Times New Roman" w:hAnsi="Times New Roman" w:cs="Times New Roman"/>
-          <w:b/>
-          <w:sz w:val="24"/>
-          <w:szCs w:val="24"/>
-        </w:rPr>
-        <w:t>.</w:t>
-      </w:r>
-      <w:r>
-        <w:rPr>
-          <w:rFonts w:ascii="Times New Roman" w:hAnsi="Times New Roman" w:cs="Times New Roman"/>
-          <w:b/>
-          <w:sz w:val="24"/>
-          <w:szCs w:val="24"/>
-        </w:rPr>
-        <w:t xml:space="preserve"> </w:t>
-      </w:r>
-      <w:r>
-        <w:rPr>
-          <w:rFonts w:ascii="Times New Roman" w:hAnsi="Times New Roman" w:cs="Times New Roman"/>
-          <w:b/>
-          <w:sz w:val="24"/>
-          <w:szCs w:val="24"/>
-        </w:rPr>
-        <w:t>(</w:t>
-      </w:r>
-      <w:r>
-        <w:rPr>
-          <w:rFonts w:ascii="Times New Roman" w:hAnsi="Times New Roman" w:cs="Times New Roman"/>
-          <w:b/>
-          <w:sz w:val="24"/>
-          <w:szCs w:val="24"/>
-        </w:rPr>
-        <w:t>{{</w:t>
-      </w:r>
-      <w:proofErr w:type="spellStart"/>
-      <w:r>
-        <w:rPr>
-          <w:rFonts w:ascii="Times New Roman" w:hAnsi="Times New Roman" w:cs="Times New Roman"/>
-          <w:b/>
-          <w:sz w:val="24"/>
-          <w:szCs w:val="24"/>
-          <w:lang w:val="en-US"/>
-        </w:rPr>
-        <w:t>totalSumWords</w:t>
-      </w:r>
-      <w:proofErr w:type="spellEnd"/>
-      <w:r>
-        <w:rPr>
-          <w:rFonts w:ascii="Times New Roman" w:hAnsi="Times New Roman" w:cs="Times New Roman"/>
-          <w:b/>
-          <w:sz w:val="24"/>
-          <w:szCs w:val="24"/>
-        </w:rPr>
-        <w:t>}}</w:t>
-      </w:r>
-      <w:r>
-        <w:rPr>
-          <w:rFonts w:ascii="Times New Roman" w:hAnsi="Times New Roman" w:cs="Times New Roman"/>
-          <w:b/>
-          <w:sz w:val="24"/>
-          <w:szCs w:val="24"/>
-        </w:rPr>
-        <w:t>).</w:t>
-      </w:r>
     </w:p>
     <w:p>
       <w:pPr>
@@ -1116,39 +1125,30 @@
       <w:pPr>
         <w:rPr>
           <w:rFonts w:ascii="Times New Roman" w:hAnsi="Times New Roman" w:cs="Times New Roman"/>
-          <w:sz w:val="24"/>
-          <w:szCs w:val="24"/>
-        </w:rPr>
-      </w:pPr>
-      <w:r>
-        <w:rPr>
-          <w:rFonts w:ascii="Times New Roman" w:hAnsi="Times New Roman" w:cs="Times New Roman"/>
-          <w:sz w:val="24"/>
-          <w:szCs w:val="24"/>
-        </w:rPr>
-        <w:t xml:space="preserve">Директор                                                                                                          </w:t>
-      </w:r>
-      <w:proofErr w:type="spellStart"/>
-      <w:r>
-        <w:rPr>
-          <w:rFonts w:ascii="Times New Roman" w:hAnsi="Times New Roman" w:cs="Times New Roman"/>
-          <w:sz w:val="24"/>
-          <w:szCs w:val="24"/>
-        </w:rPr>
-        <w:t>Буркун</w:t>
-      </w:r>
-      <w:proofErr w:type="spellEnd"/>
-      <w:r>
-        <w:rPr>
-          <w:rFonts w:ascii="Times New Roman" w:hAnsi="Times New Roman" w:cs="Times New Roman"/>
-          <w:sz w:val="24"/>
-          <w:szCs w:val="24"/>
-        </w:rPr>
-        <w:t xml:space="preserve"> Д.Н.</w:t>
-      </w:r>
+          <w:sz w:val="16"/>
+          <w:szCs w:val="16"/>
+        </w:rPr>
+      </w:pPr>
     </w:p>
     <w:p>
       <w:pPr>
+        <w:rPr>
+          <w:rFonts w:ascii="Times New Roman" w:hAnsi="Times New Roman" w:cs="Times New Roman"/>
+          <w:sz w:val="24"/>
+          <w:szCs w:val="24"/>
+        </w:rPr>
+      </w:pPr>
+      <w:r>
+        <w:rPr>
+          <w:rFonts w:ascii="Times New Roman" w:hAnsi="Times New Roman" w:cs="Times New Roman"/>
+          <w:sz w:val="24"/>
+          <w:szCs w:val="24"/>
+        </w:rPr>
+        <w:t xml:space="preserve">Директор                                                                                                          </w:t>
+      </w:r>
+    </w:p>
+    <w:p>
+      <w:pPr>
         <w:spacing w:line="240" w:lineRule="auto"/>
         <w:jc w:val="right"/>
         <w:rPr>
@@ -1156,6 +1156,8 @@
           <w:szCs w:val="16"/>
         </w:rPr>
       </w:pPr>
+      <w:bookmarkStart w:id="0" w:name="_GoBack"/>
+      <w:bookmarkEnd w:id="0"/>
     </w:p>
     <w:p>
       <w:pPr>
@@ -1428,8 +1430,6 @@
           <w:szCs w:val="24"/>
         </w:rPr>
       </w:pPr>
-      <w:bookmarkStart w:id="0" w:name="_GoBack"/>
-      <w:bookmarkEnd w:id="0"/>
     </w:p>
     <w:p/>
     <w:sectPr>

--- a/build/utils/template_retail_v2.docx
+++ b/build/utils/template_retail_v2.docx
@@ -204,29 +204,7 @@
           <w:sz w:val="24"/>
           <w:szCs w:val="24"/>
         </w:rPr>
-        <w:t xml:space="preserve"> </w:t>
-      </w:r>
-      <w:proofErr w:type="gramStart"/>
-      <w:r>
-        <w:rPr>
-          <w:rFonts w:ascii="Times New Roman" w:hAnsi="Times New Roman" w:cs="Times New Roman"/>
-          <w:b/>
-          <w:bCs/>
-          <w:sz w:val="24"/>
-          <w:szCs w:val="24"/>
-        </w:rPr>
-        <w:t>( БИК</w:t>
-      </w:r>
-      <w:proofErr w:type="gramEnd"/>
-      <w:r>
-        <w:rPr>
-          <w:rFonts w:ascii="Times New Roman" w:hAnsi="Times New Roman" w:cs="Times New Roman"/>
-          <w:b/>
-          <w:bCs/>
-          <w:sz w:val="24"/>
-          <w:szCs w:val="24"/>
-        </w:rPr>
-        <w:t xml:space="preserve"> банка )</w:t>
+        <w:t xml:space="preserve"> ( БИК банка )</w:t>
       </w:r>
       <w:r>
         <w:rPr>
@@ -398,56 +376,68 @@
         </w:rPr>
         <w:t xml:space="preserve">: </w:t>
       </w:r>
-      <w:hyperlink r:id="rId5" w:history="1">
-        <w:r>
-          <w:rPr>
-            <w:rStyle w:val="a3"/>
-            <w:rFonts w:ascii="Times New Roman" w:hAnsi="Times New Roman" w:cs="Times New Roman"/>
-            <w:b/>
-            <w:szCs w:val="28"/>
-            <w:lang w:val="en-US"/>
-          </w:rPr>
-          <w:t>skrama</w:t>
-        </w:r>
-        <w:r>
-          <w:rPr>
-            <w:rStyle w:val="a3"/>
-            <w:rFonts w:ascii="Times New Roman" w:hAnsi="Times New Roman" w:cs="Times New Roman"/>
-            <w:b/>
-            <w:szCs w:val="28"/>
-          </w:rPr>
-          <w:t>@</w:t>
-        </w:r>
-        <w:r>
-          <w:rPr>
-            <w:rStyle w:val="a3"/>
-            <w:rFonts w:ascii="Times New Roman" w:hAnsi="Times New Roman" w:cs="Times New Roman"/>
-            <w:b/>
-            <w:szCs w:val="28"/>
-            <w:lang w:val="en-US"/>
-          </w:rPr>
-          <w:t>tut</w:t>
-        </w:r>
-        <w:r>
-          <w:rPr>
-            <w:rStyle w:val="a3"/>
-            <w:rFonts w:ascii="Times New Roman" w:hAnsi="Times New Roman" w:cs="Times New Roman"/>
-            <w:b/>
-            <w:szCs w:val="28"/>
-          </w:rPr>
-          <w:t>.</w:t>
-        </w:r>
-        <w:r>
-          <w:rPr>
-            <w:rStyle w:val="a3"/>
-            <w:rFonts w:ascii="Times New Roman" w:hAnsi="Times New Roman" w:cs="Times New Roman"/>
-            <w:b/>
-            <w:szCs w:val="28"/>
-            <w:lang w:val="en-US"/>
-          </w:rPr>
-          <w:t>by</w:t>
-        </w:r>
-      </w:hyperlink>
+      <w:r>
+        <w:fldChar w:fldCharType="begin"/>
+      </w:r>
+      <w:r>
+        <w:instrText xml:space="preserve"> HYPERLINK "mailto:skrama@tut.by" </w:instrText>
+      </w:r>
+      <w:r>
+        <w:fldChar w:fldCharType="separate"/>
+      </w:r>
+      <w:r>
+        <w:rPr>
+          <w:rStyle w:val="a3"/>
+          <w:rFonts w:ascii="Times New Roman" w:hAnsi="Times New Roman" w:cs="Times New Roman"/>
+          <w:b/>
+          <w:szCs w:val="28"/>
+          <w:lang w:val="en-US"/>
+        </w:rPr>
+        <w:t>info</w:t>
+      </w:r>
+      <w:r>
+        <w:rPr>
+          <w:rStyle w:val="a3"/>
+          <w:rFonts w:ascii="Times New Roman" w:hAnsi="Times New Roman" w:cs="Times New Roman"/>
+          <w:b/>
+          <w:szCs w:val="28"/>
+        </w:rPr>
+        <w:t>@</w:t>
+      </w:r>
+      <w:r>
+        <w:rPr>
+          <w:rStyle w:val="a3"/>
+          <w:rFonts w:ascii="Times New Roman" w:hAnsi="Times New Roman" w:cs="Times New Roman"/>
+          <w:b/>
+          <w:szCs w:val="28"/>
+          <w:lang w:val="en-US"/>
+        </w:rPr>
+        <w:t>skrama</w:t>
+      </w:r>
+      <w:r>
+        <w:rPr>
+          <w:rStyle w:val="a3"/>
+          <w:rFonts w:ascii="Times New Roman" w:hAnsi="Times New Roman" w:cs="Times New Roman"/>
+          <w:b/>
+          <w:szCs w:val="28"/>
+        </w:rPr>
+        <w:t>.</w:t>
+      </w:r>
+      <w:r>
+        <w:rPr>
+          <w:rStyle w:val="a3"/>
+          <w:rFonts w:ascii="Times New Roman" w:hAnsi="Times New Roman" w:cs="Times New Roman"/>
+          <w:b/>
+          <w:szCs w:val="28"/>
+          <w:lang w:val="en-US"/>
+        </w:rPr>
+        <w:t>by</w:t>
+      </w:r>
+      <w:r>
+        <w:fldChar w:fldCharType="end"/>
+      </w:r>
+      <w:bookmarkStart w:id="0" w:name="_GoBack"/>
+      <w:bookmarkEnd w:id="0"/>
     </w:p>
     <w:p>
       <w:pPr>
@@ -1079,7 +1069,7 @@
                     <pic:cNvPicPr/>
                   </pic:nvPicPr>
                   <pic:blipFill>
-                    <a:blip r:embed="rId6">
+                    <a:blip r:embed="rId5">
                       <a:extLst>
                         <a:ext uri="{28A0092B-C50C-407E-A947-70E740481C1C}">
                           <a14:useLocalDpi xmlns:a14="http://schemas.microsoft.com/office/drawing/2010/main" val="0"/>
@@ -1156,8 +1146,6 @@
           <w:szCs w:val="16"/>
         </w:rPr>
       </w:pPr>
-      <w:bookmarkStart w:id="0" w:name="_GoBack"/>
-      <w:bookmarkEnd w:id="0"/>
     </w:p>
     <w:p>
       <w:pPr>
